--- a/THCM_MAP_Integration_API_Guide.docx
+++ b/THCM_MAP_Integration_API_Guide.docx
@@ -387,7 +387,7 @@
                 <w:sz w:val="18"/>
                 <w:szCs w:val="18"/>
               </w:rPr>
-              <w:t xml:space="preserve">9</w:t>
+              <w:t xml:space="preserve">8</w:t>
             </w:r>
           </w:p>
         </w:tc>
@@ -665,16 +665,7 @@
           <w:sz w:val="20"/>
           <w:szCs w:val="20"/>
         </w:rPr>
-        <w:t xml:space="preserve"> - send items, employee, address and your </w:t>
-      </w:r>
-      <w:r>
-        <w:rPr>
-          <w:rFonts w:ascii="Consolas" w:cs="Consolas" w:eastAsia="Consolas" w:hAnsi="Consolas"/>
-          <w:color w:val="8A3B00"/>
-          <w:sz w:val="17"/>
-          <w:szCs w:val="17"/>
-        </w:rPr>
-        <w:t xml:space="preserve">crfId</w:t>
+        <w:t xml:space="preserve"> - send items, employee and address</w:t>
       </w:r>
       <w:r>
         <w:rPr>
@@ -1689,96 +1680,6 @@
           </w:p>
         </w:tc>
       </w:tr>
-      <w:tr>
-        <w:trPr>
-          <w:cantSplit/>
-        </w:trPr>
-        <w:tc>
-          <w:tcPr>
-            <w:tcW w:type="dxa" w:w="500"/>
-            <w:tcMar>
-              <w:top w:type="dxa" w:w="60"/>
-              <w:left w:type="dxa" w:w="100"/>
-              <w:bottom w:type="dxa" w:w="60"/>
-              <w:right w:type="dxa" w:w="100"/>
-            </w:tcMar>
-          </w:tcPr>
-          <w:p>
-            <w:r>
-              <w:rPr>
-                <w:rFonts w:ascii="Arial" w:cs="Arial" w:eastAsia="Arial" w:hAnsi="Arial"/>
-                <w:sz w:val="18"/>
-                <w:szCs w:val="18"/>
-              </w:rPr>
-              <w:t xml:space="preserve">9</w:t>
-            </w:r>
-          </w:p>
-        </w:tc>
-        <w:tc>
-          <w:tcPr>
-            <w:tcW w:type="dxa" w:w="3000"/>
-            <w:tcMar>
-              <w:top w:type="dxa" w:w="60"/>
-              <w:left w:type="dxa" w:w="100"/>
-              <w:bottom w:type="dxa" w:w="60"/>
-              <w:right w:type="dxa" w:w="100"/>
-            </w:tcMar>
-          </w:tcPr>
-          <w:p>
-            <w:r>
-              <w:rPr>
-                <w:rFonts w:ascii="Arial" w:cs="Arial" w:eastAsia="Arial" w:hAnsi="Arial"/>
-                <w:sz w:val="18"/>
-                <w:szCs w:val="18"/>
-              </w:rPr>
-              <w:t xml:space="preserve">Update Tracking / Contact</w:t>
-            </w:r>
-          </w:p>
-        </w:tc>
-        <w:tc>
-          <w:tcPr>
-            <w:tcW w:type="dxa" w:w="900"/>
-            <w:tcMar>
-              <w:top w:type="dxa" w:w="60"/>
-              <w:left w:type="dxa" w:w="100"/>
-              <w:bottom w:type="dxa" w:w="60"/>
-              <w:right w:type="dxa" w:w="100"/>
-            </w:tcMar>
-          </w:tcPr>
-          <w:p>
-            <w:r>
-              <w:rPr>
-                <w:rFonts w:ascii="Arial" w:cs="Arial" w:eastAsia="Arial" w:hAnsi="Arial"/>
-                <w:sz w:val="18"/>
-                <w:szCs w:val="18"/>
-              </w:rPr>
-              <w:t xml:space="preserve">PUT</w:t>
-            </w:r>
-          </w:p>
-        </w:tc>
-        <w:tc>
-          <w:tcPr>
-            <w:tcW w:type="dxa" w:w="5238"/>
-            <w:tcMar>
-              <w:top w:type="dxa" w:w="60"/>
-              <w:left w:type="dxa" w:w="100"/>
-              <w:bottom w:type="dxa" w:w="60"/>
-              <w:right w:type="dxa" w:w="100"/>
-            </w:tcMar>
-          </w:tcPr>
-          <w:p>
-            <w:r>
-              <w:rPr>
-                <w:rFonts w:ascii="Consolas" w:cs="Consolas" w:eastAsia="Consolas" w:hAnsi="Consolas"/>
-                <w:color w:val="8A3B00"/>
-                <w:sz w:val="18"/>
-                <w:szCs w:val="18"/>
-              </w:rPr>
-              <w:t xml:space="preserve">/api/orders/{ORDER_ID}</w:t>
-            </w:r>
-          </w:p>
-        </w:tc>
-      </w:tr>
     </w:tbl>
     <w:p>
       <w:pPr>
@@ -3425,16 +3326,7 @@
           <w:sz w:val="20"/>
           <w:szCs w:val="20"/>
         </w:rPr>
-        <w:t xml:space="preserve">Checks live stock, creates the order in the store and reduces stock automatically. Send the same </w:t>
-      </w:r>
-      <w:r>
-        <w:rPr>
-          <w:rFonts w:ascii="Consolas" w:cs="Consolas" w:eastAsia="Consolas" w:hAnsi="Consolas"/>
-          <w:color w:val="8A3B00"/>
-          <w:sz w:val="17"/>
-          <w:szCs w:val="17"/>
-        </w:rPr>
-        <w:t xml:space="preserve">crfId</w:t>
+        <w:t xml:space="preserve">Checks live stock, creates the order in the store and reduces stock automatically. </w:t>
       </w:r>
       <w:r>
         <w:rPr>
@@ -3442,7 +3334,7 @@
           <w:sz w:val="20"/>
           <w:szCs w:val="20"/>
         </w:rPr>
-        <w:t xml:space="preserve"> again and you get the existing order back (no duplicate).</w:t>
+        <w:t xml:space="preserve">New orders are created with payment status pending (financialStatus: "pending").</w:t>
       </w:r>
     </w:p>
     <w:tbl>
@@ -4597,96 +4489,6 @@
           </w:p>
         </w:tc>
       </w:tr>
-      <w:tr>
-        <w:trPr>
-          <w:cantSplit/>
-        </w:trPr>
-        <w:tc>
-          <w:tcPr>
-            <w:tcW w:type="dxa" w:w="2200"/>
-            <w:tcMar>
-              <w:top w:type="dxa" w:w="60"/>
-              <w:left w:type="dxa" w:w="100"/>
-              <w:bottom w:type="dxa" w:w="60"/>
-              <w:right w:type="dxa" w:w="100"/>
-            </w:tcMar>
-          </w:tcPr>
-          <w:p>
-            <w:r>
-              <w:rPr>
-                <w:rFonts w:ascii="Consolas" w:cs="Consolas" w:eastAsia="Consolas" w:hAnsi="Consolas"/>
-                <w:color w:val="8A3B00"/>
-                <w:sz w:val="18"/>
-                <w:szCs w:val="18"/>
-              </w:rPr>
-              <w:t xml:space="preserve">crfId</w:t>
-            </w:r>
-          </w:p>
-        </w:tc>
-        <w:tc>
-          <w:tcPr>
-            <w:tcW w:type="dxa" w:w="1300"/>
-            <w:tcMar>
-              <w:top w:type="dxa" w:w="60"/>
-              <w:left w:type="dxa" w:w="100"/>
-              <w:bottom w:type="dxa" w:w="60"/>
-              <w:right w:type="dxa" w:w="100"/>
-            </w:tcMar>
-          </w:tcPr>
-          <w:p>
-            <w:r>
-              <w:rPr>
-                <w:rFonts w:ascii="Arial" w:cs="Arial" w:eastAsia="Arial" w:hAnsi="Arial"/>
-                <w:sz w:val="18"/>
-                <w:szCs w:val="18"/>
-              </w:rPr>
-              <w:t xml:space="preserve">string</w:t>
-            </w:r>
-          </w:p>
-        </w:tc>
-        <w:tc>
-          <w:tcPr>
-            <w:tcW w:type="dxa" w:w="1300"/>
-            <w:tcMar>
-              <w:top w:type="dxa" w:w="60"/>
-              <w:left w:type="dxa" w:w="100"/>
-              <w:bottom w:type="dxa" w:w="60"/>
-              <w:right w:type="dxa" w:w="100"/>
-            </w:tcMar>
-          </w:tcPr>
-          <w:p>
-            <w:r>
-              <w:rPr>
-                <w:rFonts w:ascii="Arial" w:cs="Arial" w:eastAsia="Arial" w:hAnsi="Arial"/>
-                <w:sz w:val="18"/>
-                <w:szCs w:val="18"/>
-              </w:rPr>
-              <w:t xml:space="preserve">Recommended</w:t>
-            </w:r>
-          </w:p>
-        </w:tc>
-        <w:tc>
-          <w:tcPr>
-            <w:tcW w:type="dxa" w:w="4838"/>
-            <w:tcMar>
-              <w:top w:type="dxa" w:w="60"/>
-              <w:left w:type="dxa" w:w="100"/>
-              <w:bottom w:type="dxa" w:w="60"/>
-              <w:right w:type="dxa" w:w="100"/>
-            </w:tcMar>
-          </w:tcPr>
-          <w:p>
-            <w:r>
-              <w:rPr>
-                <w:rFonts w:ascii="Arial" w:cs="Arial" w:eastAsia="Arial" w:hAnsi="Arial"/>
-                <w:sz w:val="18"/>
-                <w:szCs w:val="18"/>
-              </w:rPr>
-              <w:t xml:space="preserve">Your CRF/EPRF reference; prevents duplicate orders on retry</w:t>
-            </w:r>
-          </w:p>
-        </w:tc>
-      </w:tr>
     </w:tbl>
     <w:p>
       <w:pPr>
@@ -4911,18 +4713,7 @@
                 <w:sz w:val="16"/>
                 <w:szCs w:val="16"/>
               </w:rPr>
-              <w:t xml:space="preserve">    "channel": "MAP",</w:t>
-            </w:r>
-          </w:p>
-          <w:p>
-            <w:r>
-              <w:rPr>
-                <w:rFonts w:ascii="Consolas" w:cs="Consolas" w:eastAsia="Consolas" w:hAnsi="Consolas"/>
-                <w:color w:val="1B2430"/>
-                <w:sz w:val="16"/>
-                <w:szCs w:val="16"/>
-              </w:rPr>
-              <w:t xml:space="preserve">    "crfId": "CRF-2026-0001"</w:t>
+              <w:t xml:space="preserve">    "channel": "MAP"</w:t>
             </w:r>
           </w:p>
           <w:p>
@@ -4953,7 +4744,7 @@
           <w:sz w:val="19"/>
           <w:szCs w:val="19"/>
         </w:rPr>
-        <w:t xml:space="preserve">Success response (201 Created (200 if crfId already used))</w:t>
+        <w:t xml:space="preserve">Success response (201 Created)</w:t>
       </w:r>
     </w:p>
     <w:tbl>
@@ -5085,7 +4876,7 @@
                 <w:sz w:val="16"/>
                 <w:szCs w:val="16"/>
               </w:rPr>
-              <w:t xml:space="preserve">    "financialStatus": "paid",</w:t>
+              <w:t xml:space="preserve">    "financialStatus": "pending",</w:t>
             </w:r>
           </w:p>
           <w:p>
@@ -5119,17 +4910,6 @@
                 <w:szCs w:val="16"/>
               </w:rPr>
               <w:t xml:space="preserve">    "channel": "MAP",</w:t>
-            </w:r>
-          </w:p>
-          <w:p>
-            <w:r>
-              <w:rPr>
-                <w:rFonts w:ascii="Consolas" w:cs="Consolas" w:eastAsia="Consolas" w:hAnsi="Consolas"/>
-                <w:color w:val="1B2430"/>
-                <w:sz w:val="16"/>
-                <w:szCs w:val="16"/>
-              </w:rPr>
-              <w:t xml:space="preserve">    "crfId": "CRF-2026-0001",</w:t>
             </w:r>
           </w:p>
           <w:p>
@@ -5680,7 +5460,7 @@
           <w:sz w:val="20"/>
           <w:szCs w:val="20"/>
         </w:rPr>
-        <w:t xml:space="preserve"> for status, detail, edit and tracking. For Cancel Order use data.shopifyOrderId (SHOPIFY_ORDER_ID) - cancel does NOT accept data.id.</w:t>
+        <w:t xml:space="preserve"> for status, detail and edit. For Cancel Order use data.shopifyOrderId (SHOPIFY_ORDER_ID) - cancel does NOT accept data.id.</w:t>
       </w:r>
     </w:p>
     <w:p>
@@ -6111,7 +5891,7 @@
                 <w:sz w:val="16"/>
                 <w:szCs w:val="16"/>
               </w:rPr>
-              <w:t xml:space="preserve">    "financialStatus": "paid",</w:t>
+              <w:t xml:space="preserve">    "financialStatus": "pending",</w:t>
             </w:r>
           </w:p>
           <w:p>
@@ -7772,7 +7552,7 @@
                 <w:sz w:val="16"/>
                 <w:szCs w:val="16"/>
               </w:rPr>
-              <w:t xml:space="preserve">    { "id": 42, "shopifyOrderId": "5123456789", "status": "open", "totalPrice": "998.00", "crfId": "CRF-2026-0001", "lineItems": [ ... ], "canCancel": true, "canUpdate": true }</w:t>
+              <w:t xml:space="preserve">    { "id": 42, "shopifyOrderId": "5123456789", "status": "open", "totalPrice": "998.00", "lineItems": [ ... ], "canCancel": true, "canUpdate": true }</w:t>
             </w:r>
           </w:p>
           <w:p>
@@ -11281,1461 +11061,6 @@
         <w:t xml:space="preserve">Changing quantities changes the order total; payment/refund is not handled by this API.</w:t>
       </w:r>
     </w:p>
-    <w:p>
-      <w:pPr>
-        <w:spacing w:after="160"/>
-      </w:pPr>
-    </w:p>
-    <w:p>
-      <w:pPr>
-        <w:pStyle w:val="Heading2"/>
-        <w:keepNext/>
-      </w:pPr>
-      <w:r>
-        <w:t xml:space="preserve">3.9 Update Tracking / Contact</w:t>
-      </w:r>
-    </w:p>
-    <w:p>
-      <w:pPr>
-        <w:keepNext/>
-        <w:spacing w:after="100"/>
-      </w:pPr>
-      <w:r>
-        <w:rPr>
-          <w:rFonts w:ascii="Consolas" w:cs="Consolas" w:eastAsia="Consolas" w:hAnsi="Consolas"/>
-          <w:b/>
-          <w:bCs/>
-          <w:color w:val="FFFFFF"/>
-          <w:sz w:val="18"/>
-          <w:szCs w:val="18"/>
-          <w:shd w:fill="B26A00" w:color="auto" w:val="clear"/>
-        </w:rPr>
-        <w:t xml:space="preserve"> PUT </w:t>
-      </w:r>
-      <w:r>
-        <w:rPr>
-          <w:rFonts w:ascii="Consolas" w:cs="Consolas" w:eastAsia="Consolas" w:hAnsi="Consolas"/>
-          <w:b/>
-          <w:bCs/>
-          <w:color w:val="1F3A5F"/>
-          <w:sz w:val="19"/>
-          <w:szCs w:val="19"/>
-        </w:rPr>
-        <w:t xml:space="preserve">  /api/orders/{ORDER_ID}</w:t>
-      </w:r>
-    </w:p>
-    <w:p>
-      <w:pPr>
-        <w:keepNext/>
-        <w:spacing w:after="120" w:line="276"/>
-      </w:pPr>
-      <w:r>
-        <w:rPr>
-          <w:rFonts w:ascii="Arial" w:cs="Arial" w:eastAsia="Arial" w:hAnsi="Arial"/>
-          <w:sz w:val="20"/>
-          <w:szCs w:val="20"/>
-        </w:rPr>
-        <w:t xml:space="preserve">Saves employee phone and courier tracking on the MAP order record (does not change the store order).</w:t>
-      </w:r>
-    </w:p>
-    <w:tbl>
-      <w:tblPr>
-        <w:tblW w:type="dxa" w:w="9638"/>
-        <w:tblBorders>
-          <w:top w:val="single" w:color="D5DAE1" w:sz="4"/>
-          <w:left w:val="single" w:color="D5DAE1" w:sz="4"/>
-          <w:bottom w:val="single" w:color="D5DAE1" w:sz="4"/>
-          <w:right w:val="single" w:color="D5DAE1" w:sz="4"/>
-          <w:insideH w:val="single" w:color="D5DAE1" w:sz="4"/>
-          <w:insideV w:val="single" w:color="D5DAE1" w:sz="4"/>
-        </w:tblBorders>
-      </w:tblPr>
-      <w:tblGrid>
-        <w:gridCol w:w="2200"/>
-        <w:gridCol w:w="7438"/>
-      </w:tblGrid>
-      <w:tr>
-        <w:trPr>
-          <w:cantSplit/>
-        </w:trPr>
-        <w:tc>
-          <w:tcPr>
-            <w:tcW w:type="dxa" w:w="2200"/>
-            <w:shd w:fill="F3F5F8" w:color="auto" w:val="clear"/>
-            <w:tcMar>
-              <w:top w:type="dxa" w:w="60"/>
-              <w:left w:type="dxa" w:w="100"/>
-              <w:bottom w:type="dxa" w:w="60"/>
-              <w:right w:type="dxa" w:w="100"/>
-            </w:tcMar>
-          </w:tcPr>
-          <w:p>
-            <w:r>
-              <w:rPr>
-                <w:rFonts w:ascii="Arial" w:cs="Arial" w:eastAsia="Arial" w:hAnsi="Arial"/>
-                <w:b/>
-                <w:bCs/>
-                <w:color w:val="1F3A5F"/>
-                <w:sz w:val="18"/>
-                <w:szCs w:val="18"/>
-              </w:rPr>
-              <w:t xml:space="preserve">Method</w:t>
-            </w:r>
-          </w:p>
-        </w:tc>
-        <w:tc>
-          <w:tcPr>
-            <w:tcW w:type="dxa" w:w="7438"/>
-            <w:tcMar>
-              <w:top w:type="dxa" w:w="60"/>
-              <w:left w:type="dxa" w:w="100"/>
-              <w:bottom w:type="dxa" w:w="60"/>
-              <w:right w:type="dxa" w:w="100"/>
-            </w:tcMar>
-          </w:tcPr>
-          <w:p>
-            <w:r>
-              <w:rPr>
-                <w:rFonts w:ascii="Arial" w:cs="Arial" w:eastAsia="Arial" w:hAnsi="Arial"/>
-                <w:sz w:val="18"/>
-                <w:szCs w:val="18"/>
-              </w:rPr>
-              <w:t xml:space="preserve">PUT</w:t>
-            </w:r>
-          </w:p>
-        </w:tc>
-      </w:tr>
-      <w:tr>
-        <w:trPr>
-          <w:cantSplit/>
-        </w:trPr>
-        <w:tc>
-          <w:tcPr>
-            <w:tcW w:type="dxa" w:w="2200"/>
-            <w:shd w:fill="F3F5F8" w:color="auto" w:val="clear"/>
-            <w:tcMar>
-              <w:top w:type="dxa" w:w="60"/>
-              <w:left w:type="dxa" w:w="100"/>
-              <w:bottom w:type="dxa" w:w="60"/>
-              <w:right w:type="dxa" w:w="100"/>
-            </w:tcMar>
-          </w:tcPr>
-          <w:p>
-            <w:r>
-              <w:rPr>
-                <w:rFonts w:ascii="Arial" w:cs="Arial" w:eastAsia="Arial" w:hAnsi="Arial"/>
-                <w:b/>
-                <w:bCs/>
-                <w:color w:val="1F3A5F"/>
-                <w:sz w:val="18"/>
-                <w:szCs w:val="18"/>
-              </w:rPr>
-              <w:t xml:space="preserve">URL</w:t>
-            </w:r>
-          </w:p>
-        </w:tc>
-        <w:tc>
-          <w:tcPr>
-            <w:tcW w:type="dxa" w:w="7438"/>
-            <w:tcMar>
-              <w:top w:type="dxa" w:w="60"/>
-              <w:left w:type="dxa" w:w="100"/>
-              <w:bottom w:type="dxa" w:w="60"/>
-              <w:right w:type="dxa" w:w="100"/>
-            </w:tcMar>
-          </w:tcPr>
-          <w:p>
-            <w:r>
-              <w:rPr>
-                <w:rFonts w:ascii="Consolas" w:cs="Consolas" w:eastAsia="Consolas" w:hAnsi="Consolas"/>
-                <w:color w:val="8A3B00"/>
-                <w:sz w:val="18"/>
-                <w:szCs w:val="18"/>
-              </w:rPr>
-              <w:t xml:space="preserve">https://c576-2401-4900-891e-2c-55d0-c2e8-c268-c7ab.ngrok-free.app/api/orders/{ORDER_ID}</w:t>
-            </w:r>
-          </w:p>
-        </w:tc>
-      </w:tr>
-      <w:tr>
-        <w:trPr>
-          <w:cantSplit/>
-        </w:trPr>
-        <w:tc>
-          <w:tcPr>
-            <w:tcW w:type="dxa" w:w="2200"/>
-            <w:shd w:fill="F3F5F8" w:color="auto" w:val="clear"/>
-            <w:tcMar>
-              <w:top w:type="dxa" w:w="60"/>
-              <w:left w:type="dxa" w:w="100"/>
-              <w:bottom w:type="dxa" w:w="60"/>
-              <w:right w:type="dxa" w:w="100"/>
-            </w:tcMar>
-          </w:tcPr>
-          <w:p>
-            <w:r>
-              <w:rPr>
-                <w:rFonts w:ascii="Arial" w:cs="Arial" w:eastAsia="Arial" w:hAnsi="Arial"/>
-                <w:b/>
-                <w:bCs/>
-                <w:color w:val="1F3A5F"/>
-                <w:sz w:val="18"/>
-                <w:szCs w:val="18"/>
-              </w:rPr>
-              <w:t xml:space="preserve">Headers</w:t>
-            </w:r>
-          </w:p>
-        </w:tc>
-        <w:tc>
-          <w:tcPr>
-            <w:tcW w:type="dxa" w:w="7438"/>
-            <w:tcMar>
-              <w:top w:type="dxa" w:w="60"/>
-              <w:left w:type="dxa" w:w="100"/>
-              <w:bottom w:type="dxa" w:w="60"/>
-              <w:right w:type="dxa" w:w="100"/>
-            </w:tcMar>
-          </w:tcPr>
-          <w:p>
-            <w:r>
-              <w:rPr>
-                <w:rFonts w:ascii="Consolas" w:cs="Consolas" w:eastAsia="Consolas" w:hAnsi="Consolas"/>
-                <w:color w:val="8A3B00"/>
-                <w:sz w:val="18"/>
-                <w:szCs w:val="18"/>
-              </w:rPr>
-              <w:t xml:space="preserve">x-api-key</w:t>
-            </w:r>
-            <w:r>
-              <w:rPr>
-                <w:rFonts w:ascii="Arial" w:cs="Arial" w:eastAsia="Arial" w:hAnsi="Arial"/>
-                <w:sz w:val="18"/>
-                <w:szCs w:val="18"/>
-              </w:rPr>
-              <w:t xml:space="preserve">, </w:t>
-            </w:r>
-            <w:r>
-              <w:rPr>
-                <w:rFonts w:ascii="Consolas" w:cs="Consolas" w:eastAsia="Consolas" w:hAnsi="Consolas"/>
-                <w:color w:val="8A3B00"/>
-                <w:sz w:val="18"/>
-                <w:szCs w:val="18"/>
-              </w:rPr>
-              <w:t xml:space="preserve">Content-Type: application/json</w:t>
-            </w:r>
-          </w:p>
-        </w:tc>
-      </w:tr>
-    </w:tbl>
-    <w:p>
-      <w:pPr>
-        <w:keepNext/>
-        <w:spacing w:after="60" w:before="140"/>
-      </w:pPr>
-      <w:r>
-        <w:rPr>
-          <w:rFonts w:ascii="Arial" w:cs="Arial" w:eastAsia="Arial" w:hAnsi="Arial"/>
-          <w:b/>
-          <w:bCs/>
-          <w:color w:val="1F3A5F"/>
-          <w:sz w:val="19"/>
-          <w:szCs w:val="19"/>
-        </w:rPr>
-        <w:t xml:space="preserve">Request body</w:t>
-      </w:r>
-    </w:p>
-    <w:tbl>
-      <w:tblPr>
-        <w:tblW w:type="dxa" w:w="9638"/>
-        <w:tblBorders>
-          <w:top w:val="single" w:color="D5DAE1" w:sz="4"/>
-          <w:left w:val="single" w:color="D5DAE1" w:sz="4"/>
-          <w:bottom w:val="single" w:color="D5DAE1" w:sz="4"/>
-          <w:right w:val="single" w:color="D5DAE1" w:sz="4"/>
-          <w:insideH w:val="single" w:color="D5DAE1" w:sz="4"/>
-          <w:insideV w:val="single" w:color="D5DAE1" w:sz="4"/>
-        </w:tblBorders>
-      </w:tblPr>
-      <w:tblGrid>
-        <w:gridCol w:w="2200"/>
-        <w:gridCol w:w="1300"/>
-        <w:gridCol w:w="1300"/>
-        <w:gridCol w:w="4838"/>
-      </w:tblGrid>
-      <w:tr>
-        <w:trPr>
-          <w:tblHeader/>
-        </w:trPr>
-        <w:tc>
-          <w:tcPr>
-            <w:tcW w:type="dxa" w:w="2200"/>
-            <w:shd w:fill="1F3A5F" w:color="auto" w:val="clear"/>
-            <w:tcMar>
-              <w:top w:type="dxa" w:w="60"/>
-              <w:left w:type="dxa" w:w="100"/>
-              <w:bottom w:type="dxa" w:w="60"/>
-              <w:right w:type="dxa" w:w="100"/>
-            </w:tcMar>
-          </w:tcPr>
-          <w:p>
-            <w:r>
-              <w:rPr>
-                <w:rFonts w:ascii="Arial" w:cs="Arial" w:eastAsia="Arial" w:hAnsi="Arial"/>
-                <w:b/>
-                <w:bCs/>
-                <w:color w:val="FFFFFF"/>
-                <w:sz w:val="18"/>
-                <w:szCs w:val="18"/>
-              </w:rPr>
-              <w:t xml:space="preserve">Field</w:t>
-            </w:r>
-          </w:p>
-        </w:tc>
-        <w:tc>
-          <w:tcPr>
-            <w:tcW w:type="dxa" w:w="1300"/>
-            <w:shd w:fill="1F3A5F" w:color="auto" w:val="clear"/>
-            <w:tcMar>
-              <w:top w:type="dxa" w:w="60"/>
-              <w:left w:type="dxa" w:w="100"/>
-              <w:bottom w:type="dxa" w:w="60"/>
-              <w:right w:type="dxa" w:w="100"/>
-            </w:tcMar>
-          </w:tcPr>
-          <w:p>
-            <w:r>
-              <w:rPr>
-                <w:rFonts w:ascii="Arial" w:cs="Arial" w:eastAsia="Arial" w:hAnsi="Arial"/>
-                <w:b/>
-                <w:bCs/>
-                <w:color w:val="FFFFFF"/>
-                <w:sz w:val="18"/>
-                <w:szCs w:val="18"/>
-              </w:rPr>
-              <w:t xml:space="preserve">Type</w:t>
-            </w:r>
-          </w:p>
-        </w:tc>
-        <w:tc>
-          <w:tcPr>
-            <w:tcW w:type="dxa" w:w="1300"/>
-            <w:shd w:fill="1F3A5F" w:color="auto" w:val="clear"/>
-            <w:tcMar>
-              <w:top w:type="dxa" w:w="60"/>
-              <w:left w:type="dxa" w:w="100"/>
-              <w:bottom w:type="dxa" w:w="60"/>
-              <w:right w:type="dxa" w:w="100"/>
-            </w:tcMar>
-          </w:tcPr>
-          <w:p>
-            <w:r>
-              <w:rPr>
-                <w:rFonts w:ascii="Arial" w:cs="Arial" w:eastAsia="Arial" w:hAnsi="Arial"/>
-                <w:b/>
-                <w:bCs/>
-                <w:color w:val="FFFFFF"/>
-                <w:sz w:val="18"/>
-                <w:szCs w:val="18"/>
-              </w:rPr>
-              <w:t xml:space="preserve">Required</w:t>
-            </w:r>
-          </w:p>
-        </w:tc>
-        <w:tc>
-          <w:tcPr>
-            <w:tcW w:type="dxa" w:w="4838"/>
-            <w:shd w:fill="1F3A5F" w:color="auto" w:val="clear"/>
-            <w:tcMar>
-              <w:top w:type="dxa" w:w="60"/>
-              <w:left w:type="dxa" w:w="100"/>
-              <w:bottom w:type="dxa" w:w="60"/>
-              <w:right w:type="dxa" w:w="100"/>
-            </w:tcMar>
-          </w:tcPr>
-          <w:p>
-            <w:r>
-              <w:rPr>
-                <w:rFonts w:ascii="Arial" w:cs="Arial" w:eastAsia="Arial" w:hAnsi="Arial"/>
-                <w:b/>
-                <w:bCs/>
-                <w:color w:val="FFFFFF"/>
-                <w:sz w:val="18"/>
-                <w:szCs w:val="18"/>
-              </w:rPr>
-              <w:t xml:space="preserve">Description</w:t>
-            </w:r>
-          </w:p>
-        </w:tc>
-      </w:tr>
-      <w:tr>
-        <w:trPr>
-          <w:cantSplit/>
-        </w:trPr>
-        <w:tc>
-          <w:tcPr>
-            <w:tcW w:type="dxa" w:w="2200"/>
-            <w:tcMar>
-              <w:top w:type="dxa" w:w="60"/>
-              <w:left w:type="dxa" w:w="100"/>
-              <w:bottom w:type="dxa" w:w="60"/>
-              <w:right w:type="dxa" w:w="100"/>
-            </w:tcMar>
-          </w:tcPr>
-          <w:p>
-            <w:r>
-              <w:rPr>
-                <w:rFonts w:ascii="Consolas" w:cs="Consolas" w:eastAsia="Consolas" w:hAnsi="Consolas"/>
-                <w:color w:val="8A3B00"/>
-                <w:sz w:val="18"/>
-                <w:szCs w:val="18"/>
-              </w:rPr>
-              <w:t xml:space="preserve">employeePhone</w:t>
-            </w:r>
-          </w:p>
-        </w:tc>
-        <w:tc>
-          <w:tcPr>
-            <w:tcW w:type="dxa" w:w="1300"/>
-            <w:tcMar>
-              <w:top w:type="dxa" w:w="60"/>
-              <w:left w:type="dxa" w:w="100"/>
-              <w:bottom w:type="dxa" w:w="60"/>
-              <w:right w:type="dxa" w:w="100"/>
-            </w:tcMar>
-          </w:tcPr>
-          <w:p>
-            <w:r>
-              <w:rPr>
-                <w:rFonts w:ascii="Arial" w:cs="Arial" w:eastAsia="Arial" w:hAnsi="Arial"/>
-                <w:sz w:val="18"/>
-                <w:szCs w:val="18"/>
-              </w:rPr>
-              <w:t xml:space="preserve">string</w:t>
-            </w:r>
-          </w:p>
-        </w:tc>
-        <w:tc>
-          <w:tcPr>
-            <w:tcW w:type="dxa" w:w="1300"/>
-            <w:tcMar>
-              <w:top w:type="dxa" w:w="60"/>
-              <w:left w:type="dxa" w:w="100"/>
-              <w:bottom w:type="dxa" w:w="60"/>
-              <w:right w:type="dxa" w:w="100"/>
-            </w:tcMar>
-          </w:tcPr>
-          <w:p>
-            <w:r>
-              <w:rPr>
-                <w:rFonts w:ascii="Arial" w:cs="Arial" w:eastAsia="Arial" w:hAnsi="Arial"/>
-                <w:sz w:val="18"/>
-                <w:szCs w:val="18"/>
-              </w:rPr>
-              <w:t xml:space="preserve">No</w:t>
-            </w:r>
-          </w:p>
-        </w:tc>
-        <w:tc>
-          <w:tcPr>
-            <w:tcW w:type="dxa" w:w="4838"/>
-            <w:tcMar>
-              <w:top w:type="dxa" w:w="60"/>
-              <w:left w:type="dxa" w:w="100"/>
-              <w:bottom w:type="dxa" w:w="60"/>
-              <w:right w:type="dxa" w:w="100"/>
-            </w:tcMar>
-          </w:tcPr>
-          <w:p>
-            <w:r>
-              <w:rPr>
-                <w:rFonts w:ascii="Arial" w:cs="Arial" w:eastAsia="Arial" w:hAnsi="Arial"/>
-                <w:sz w:val="18"/>
-                <w:szCs w:val="18"/>
-              </w:rPr>
-              <w:t xml:space="preserve">Exactly 10 digits</w:t>
-            </w:r>
-          </w:p>
-        </w:tc>
-      </w:tr>
-      <w:tr>
-        <w:trPr>
-          <w:cantSplit/>
-        </w:trPr>
-        <w:tc>
-          <w:tcPr>
-            <w:tcW w:type="dxa" w:w="2200"/>
-            <w:shd w:fill="F3F5F8" w:color="auto" w:val="clear"/>
-            <w:tcMar>
-              <w:top w:type="dxa" w:w="60"/>
-              <w:left w:type="dxa" w:w="100"/>
-              <w:bottom w:type="dxa" w:w="60"/>
-              <w:right w:type="dxa" w:w="100"/>
-            </w:tcMar>
-          </w:tcPr>
-          <w:p>
-            <w:r>
-              <w:rPr>
-                <w:rFonts w:ascii="Consolas" w:cs="Consolas" w:eastAsia="Consolas" w:hAnsi="Consolas"/>
-                <w:color w:val="8A3B00"/>
-                <w:sz w:val="18"/>
-                <w:szCs w:val="18"/>
-              </w:rPr>
-              <w:t xml:space="preserve">trackingNumber</w:t>
-            </w:r>
-          </w:p>
-        </w:tc>
-        <w:tc>
-          <w:tcPr>
-            <w:tcW w:type="dxa" w:w="1300"/>
-            <w:shd w:fill="F3F5F8" w:color="auto" w:val="clear"/>
-            <w:tcMar>
-              <w:top w:type="dxa" w:w="60"/>
-              <w:left w:type="dxa" w:w="100"/>
-              <w:bottom w:type="dxa" w:w="60"/>
-              <w:right w:type="dxa" w:w="100"/>
-            </w:tcMar>
-          </w:tcPr>
-          <w:p>
-            <w:r>
-              <w:rPr>
-                <w:rFonts w:ascii="Arial" w:cs="Arial" w:eastAsia="Arial" w:hAnsi="Arial"/>
-                <w:sz w:val="18"/>
-                <w:szCs w:val="18"/>
-              </w:rPr>
-              <w:t xml:space="preserve">string/null</w:t>
-            </w:r>
-          </w:p>
-        </w:tc>
-        <w:tc>
-          <w:tcPr>
-            <w:tcW w:type="dxa" w:w="1300"/>
-            <w:shd w:fill="F3F5F8" w:color="auto" w:val="clear"/>
-            <w:tcMar>
-              <w:top w:type="dxa" w:w="60"/>
-              <w:left w:type="dxa" w:w="100"/>
-              <w:bottom w:type="dxa" w:w="60"/>
-              <w:right w:type="dxa" w:w="100"/>
-            </w:tcMar>
-          </w:tcPr>
-          <w:p>
-            <w:r>
-              <w:rPr>
-                <w:rFonts w:ascii="Arial" w:cs="Arial" w:eastAsia="Arial" w:hAnsi="Arial"/>
-                <w:sz w:val="18"/>
-                <w:szCs w:val="18"/>
-              </w:rPr>
-              <w:t xml:space="preserve">No</w:t>
-            </w:r>
-          </w:p>
-        </w:tc>
-        <w:tc>
-          <w:tcPr>
-            <w:tcW w:type="dxa" w:w="4838"/>
-            <w:shd w:fill="F3F5F8" w:color="auto" w:val="clear"/>
-            <w:tcMar>
-              <w:top w:type="dxa" w:w="60"/>
-              <w:left w:type="dxa" w:w="100"/>
-              <w:bottom w:type="dxa" w:w="60"/>
-              <w:right w:type="dxa" w:w="100"/>
-            </w:tcMar>
-          </w:tcPr>
-          <w:p>
-            <w:r>
-              <w:rPr>
-                <w:rFonts w:ascii="Arial" w:cs="Arial" w:eastAsia="Arial" w:hAnsi="Arial"/>
-                <w:sz w:val="18"/>
-                <w:szCs w:val="18"/>
-              </w:rPr>
-              <w:t xml:space="preserve">Max 255; </w:t>
-            </w:r>
-            <w:r>
-              <w:rPr>
-                <w:rFonts w:ascii="Consolas" w:cs="Consolas" w:eastAsia="Consolas" w:hAnsi="Consolas"/>
-                <w:color w:val="8A3B00"/>
-                <w:sz w:val="18"/>
-                <w:szCs w:val="18"/>
-              </w:rPr>
-              <w:t xml:space="preserve">null</w:t>
-            </w:r>
-            <w:r>
-              <w:rPr>
-                <w:rFonts w:ascii="Arial" w:cs="Arial" w:eastAsia="Arial" w:hAnsi="Arial"/>
-                <w:sz w:val="18"/>
-                <w:szCs w:val="18"/>
-              </w:rPr>
-              <w:t xml:space="preserve"> or </w:t>
-            </w:r>
-            <w:r>
-              <w:rPr>
-                <w:rFonts w:ascii="Consolas" w:cs="Consolas" w:eastAsia="Consolas" w:hAnsi="Consolas"/>
-                <w:color w:val="8A3B00"/>
-                <w:sz w:val="18"/>
-                <w:szCs w:val="18"/>
-              </w:rPr>
-              <w:t xml:space="preserve">""</w:t>
-            </w:r>
-            <w:r>
-              <w:rPr>
-                <w:rFonts w:ascii="Arial" w:cs="Arial" w:eastAsia="Arial" w:hAnsi="Arial"/>
-                <w:sz w:val="18"/>
-                <w:szCs w:val="18"/>
-              </w:rPr>
-              <w:t xml:space="preserve"> clears</w:t>
-            </w:r>
-          </w:p>
-        </w:tc>
-      </w:tr>
-      <w:tr>
-        <w:trPr>
-          <w:cantSplit/>
-        </w:trPr>
-        <w:tc>
-          <w:tcPr>
-            <w:tcW w:type="dxa" w:w="2200"/>
-            <w:tcMar>
-              <w:top w:type="dxa" w:w="60"/>
-              <w:left w:type="dxa" w:w="100"/>
-              <w:bottom w:type="dxa" w:w="60"/>
-              <w:right w:type="dxa" w:w="100"/>
-            </w:tcMar>
-          </w:tcPr>
-          <w:p>
-            <w:r>
-              <w:rPr>
-                <w:rFonts w:ascii="Consolas" w:cs="Consolas" w:eastAsia="Consolas" w:hAnsi="Consolas"/>
-                <w:color w:val="8A3B00"/>
-                <w:sz w:val="18"/>
-                <w:szCs w:val="18"/>
-              </w:rPr>
-              <w:t xml:space="preserve">trackingUrl</w:t>
-            </w:r>
-          </w:p>
-        </w:tc>
-        <w:tc>
-          <w:tcPr>
-            <w:tcW w:type="dxa" w:w="1300"/>
-            <w:tcMar>
-              <w:top w:type="dxa" w:w="60"/>
-              <w:left w:type="dxa" w:w="100"/>
-              <w:bottom w:type="dxa" w:w="60"/>
-              <w:right w:type="dxa" w:w="100"/>
-            </w:tcMar>
-          </w:tcPr>
-          <w:p>
-            <w:r>
-              <w:rPr>
-                <w:rFonts w:ascii="Arial" w:cs="Arial" w:eastAsia="Arial" w:hAnsi="Arial"/>
-                <w:sz w:val="18"/>
-                <w:szCs w:val="18"/>
-              </w:rPr>
-              <w:t xml:space="preserve">string/null</w:t>
-            </w:r>
-          </w:p>
-        </w:tc>
-        <w:tc>
-          <w:tcPr>
-            <w:tcW w:type="dxa" w:w="1300"/>
-            <w:tcMar>
-              <w:top w:type="dxa" w:w="60"/>
-              <w:left w:type="dxa" w:w="100"/>
-              <w:bottom w:type="dxa" w:w="60"/>
-              <w:right w:type="dxa" w:w="100"/>
-            </w:tcMar>
-          </w:tcPr>
-          <w:p>
-            <w:r>
-              <w:rPr>
-                <w:rFonts w:ascii="Arial" w:cs="Arial" w:eastAsia="Arial" w:hAnsi="Arial"/>
-                <w:sz w:val="18"/>
-                <w:szCs w:val="18"/>
-              </w:rPr>
-              <w:t xml:space="preserve">No</w:t>
-            </w:r>
-          </w:p>
-        </w:tc>
-        <w:tc>
-          <w:tcPr>
-            <w:tcW w:type="dxa" w:w="4838"/>
-            <w:tcMar>
-              <w:top w:type="dxa" w:w="60"/>
-              <w:left w:type="dxa" w:w="100"/>
-              <w:bottom w:type="dxa" w:w="60"/>
-              <w:right w:type="dxa" w:w="100"/>
-            </w:tcMar>
-          </w:tcPr>
-          <w:p>
-            <w:r>
-              <w:rPr>
-                <w:rFonts w:ascii="Arial" w:cs="Arial" w:eastAsia="Arial" w:hAnsi="Arial"/>
-                <w:sz w:val="18"/>
-                <w:szCs w:val="18"/>
-              </w:rPr>
-              <w:t xml:space="preserve">http(s) URL</w:t>
-            </w:r>
-          </w:p>
-        </w:tc>
-      </w:tr>
-      <w:tr>
-        <w:trPr>
-          <w:cantSplit/>
-        </w:trPr>
-        <w:tc>
-          <w:tcPr>
-            <w:tcW w:type="dxa" w:w="2200"/>
-            <w:shd w:fill="F3F5F8" w:color="auto" w:val="clear"/>
-            <w:tcMar>
-              <w:top w:type="dxa" w:w="60"/>
-              <w:left w:type="dxa" w:w="100"/>
-              <w:bottom w:type="dxa" w:w="60"/>
-              <w:right w:type="dxa" w:w="100"/>
-            </w:tcMar>
-          </w:tcPr>
-          <w:p>
-            <w:r>
-              <w:rPr>
-                <w:rFonts w:ascii="Consolas" w:cs="Consolas" w:eastAsia="Consolas" w:hAnsi="Consolas"/>
-                <w:color w:val="8A3B00"/>
-                <w:sz w:val="18"/>
-                <w:szCs w:val="18"/>
-              </w:rPr>
-              <w:t xml:space="preserve">carrier</w:t>
-            </w:r>
-          </w:p>
-        </w:tc>
-        <w:tc>
-          <w:tcPr>
-            <w:tcW w:type="dxa" w:w="1300"/>
-            <w:shd w:fill="F3F5F8" w:color="auto" w:val="clear"/>
-            <w:tcMar>
-              <w:top w:type="dxa" w:w="60"/>
-              <w:left w:type="dxa" w:w="100"/>
-              <w:bottom w:type="dxa" w:w="60"/>
-              <w:right w:type="dxa" w:w="100"/>
-            </w:tcMar>
-          </w:tcPr>
-          <w:p>
-            <w:r>
-              <w:rPr>
-                <w:rFonts w:ascii="Arial" w:cs="Arial" w:eastAsia="Arial" w:hAnsi="Arial"/>
-                <w:sz w:val="18"/>
-                <w:szCs w:val="18"/>
-              </w:rPr>
-              <w:t xml:space="preserve">string/null</w:t>
-            </w:r>
-          </w:p>
-        </w:tc>
-        <w:tc>
-          <w:tcPr>
-            <w:tcW w:type="dxa" w:w="1300"/>
-            <w:shd w:fill="F3F5F8" w:color="auto" w:val="clear"/>
-            <w:tcMar>
-              <w:top w:type="dxa" w:w="60"/>
-              <w:left w:type="dxa" w:w="100"/>
-              <w:bottom w:type="dxa" w:w="60"/>
-              <w:right w:type="dxa" w:w="100"/>
-            </w:tcMar>
-          </w:tcPr>
-          <w:p>
-            <w:r>
-              <w:rPr>
-                <w:rFonts w:ascii="Arial" w:cs="Arial" w:eastAsia="Arial" w:hAnsi="Arial"/>
-                <w:sz w:val="18"/>
-                <w:szCs w:val="18"/>
-              </w:rPr>
-              <w:t xml:space="preserve">No</w:t>
-            </w:r>
-          </w:p>
-        </w:tc>
-        <w:tc>
-          <w:tcPr>
-            <w:tcW w:type="dxa" w:w="4838"/>
-            <w:shd w:fill="F3F5F8" w:color="auto" w:val="clear"/>
-            <w:tcMar>
-              <w:top w:type="dxa" w:w="60"/>
-              <w:left w:type="dxa" w:w="100"/>
-              <w:bottom w:type="dxa" w:w="60"/>
-              <w:right w:type="dxa" w:w="100"/>
-            </w:tcMar>
-          </w:tcPr>
-          <w:p>
-            <w:r>
-              <w:rPr>
-                <w:rFonts w:ascii="Arial" w:cs="Arial" w:eastAsia="Arial" w:hAnsi="Arial"/>
-                <w:sz w:val="18"/>
-                <w:szCs w:val="18"/>
-              </w:rPr>
-              <w:t xml:space="preserve">Max 255</w:t>
-            </w:r>
-          </w:p>
-        </w:tc>
-      </w:tr>
-    </w:tbl>
-    <w:p>
-      <w:pPr>
-        <w:keepNext/>
-        <w:spacing w:after="60" w:before="140"/>
-      </w:pPr>
-      <w:r>
-        <w:rPr>
-          <w:rFonts w:ascii="Arial" w:cs="Arial" w:eastAsia="Arial" w:hAnsi="Arial"/>
-          <w:b/>
-          <w:bCs/>
-          <w:color w:val="1F3A5F"/>
-          <w:sz w:val="19"/>
-          <w:szCs w:val="19"/>
-        </w:rPr>
-        <w:t xml:space="preserve">cURL</w:t>
-      </w:r>
-    </w:p>
-    <w:tbl>
-      <w:tblPr>
-        <w:tblW w:type="dxa" w:w="9638"/>
-        <w:tblBorders>
-          <w:top w:val="single" w:color="auto" w:sz="4"/>
-          <w:left w:val="single" w:color="auto" w:sz="4"/>
-          <w:bottom w:val="single" w:color="auto" w:sz="4"/>
-          <w:right w:val="single" w:color="auto" w:sz="4"/>
-          <w:insideH w:val="single" w:color="auto" w:sz="4"/>
-          <w:insideV w:val="single" w:color="auto" w:sz="4"/>
-        </w:tblBorders>
-      </w:tblPr>
-      <w:tblGrid>
-        <w:gridCol w:w="9638"/>
-      </w:tblGrid>
-      <w:tr>
-        <w:tc>
-          <w:tcPr>
-            <w:tcW w:type="dxa" w:w="9638"/>
-            <w:tcBorders>
-              <w:top w:val="single" w:color="D5DAE1" w:sz="4"/>
-              <w:left w:val="single" w:color="E8700F" w:sz="24"/>
-              <w:bottom w:val="single" w:color="D5DAE1" w:sz="4"/>
-              <w:right w:val="single" w:color="D5DAE1" w:sz="4"/>
-            </w:tcBorders>
-            <w:shd w:fill="F4F6F9" w:color="auto" w:val="clear"/>
-            <w:tcMar>
-              <w:top w:type="dxa" w:w="100"/>
-              <w:left w:type="dxa" w:w="140"/>
-              <w:bottom w:type="dxa" w:w="100"/>
-              <w:right w:type="dxa" w:w="140"/>
-            </w:tcMar>
-          </w:tcPr>
-          <w:p>
-            <w:r>
-              <w:rPr>
-                <w:rFonts w:ascii="Consolas" w:cs="Consolas" w:eastAsia="Consolas" w:hAnsi="Consolas"/>
-                <w:color w:val="1B2430"/>
-                <w:sz w:val="16"/>
-                <w:szCs w:val="16"/>
-              </w:rPr>
-              <w:t xml:space="preserve">curl --location --request PUT 'https://c576-2401-4900-891e-2c-55d0-c2e8-c268-c7ab.ngrok-free.app/api/orders/42' \</w:t>
-            </w:r>
-          </w:p>
-          <w:p>
-            <w:r>
-              <w:rPr>
-                <w:rFonts w:ascii="Consolas" w:cs="Consolas" w:eastAsia="Consolas" w:hAnsi="Consolas"/>
-                <w:color w:val="1B2430"/>
-                <w:sz w:val="16"/>
-                <w:szCs w:val="16"/>
-              </w:rPr>
-              <w:t xml:space="preserve">  --header 'Content-Type: application/json' \</w:t>
-            </w:r>
-          </w:p>
-          <w:p>
-            <w:r>
-              <w:rPr>
-                <w:rFonts w:ascii="Consolas" w:cs="Consolas" w:eastAsia="Consolas" w:hAnsi="Consolas"/>
-                <w:color w:val="1B2430"/>
-                <w:sz w:val="16"/>
-                <w:szCs w:val="16"/>
-              </w:rPr>
-              <w:t xml:space="preserve">  --header 'x-api-key: d87f9ac32092cd40a25ae14d08ee9147' \</w:t>
-            </w:r>
-          </w:p>
-          <w:p>
-            <w:r>
-              <w:rPr>
-                <w:rFonts w:ascii="Consolas" w:cs="Consolas" w:eastAsia="Consolas" w:hAnsi="Consolas"/>
-                <w:color w:val="1B2430"/>
-                <w:sz w:val="16"/>
-                <w:szCs w:val="16"/>
-              </w:rPr>
-              <w:t xml:space="preserve">  --data '{</w:t>
-            </w:r>
-          </w:p>
-          <w:p>
-            <w:r>
-              <w:rPr>
-                <w:rFonts w:ascii="Consolas" w:cs="Consolas" w:eastAsia="Consolas" w:hAnsi="Consolas"/>
-                <w:color w:val="1B2430"/>
-                <w:sz w:val="16"/>
-                <w:szCs w:val="16"/>
-              </w:rPr>
-              <w:t xml:space="preserve">    "employeePhone": "9123456780",</w:t>
-            </w:r>
-          </w:p>
-          <w:p>
-            <w:r>
-              <w:rPr>
-                <w:rFonts w:ascii="Consolas" w:cs="Consolas" w:eastAsia="Consolas" w:hAnsi="Consolas"/>
-                <w:color w:val="1B2430"/>
-                <w:sz w:val="16"/>
-                <w:szCs w:val="16"/>
-              </w:rPr>
-              <w:t xml:space="preserve">    "trackingNumber": "TRK123456",</w:t>
-            </w:r>
-          </w:p>
-          <w:p>
-            <w:r>
-              <w:rPr>
-                <w:rFonts w:ascii="Consolas" w:cs="Consolas" w:eastAsia="Consolas" w:hAnsi="Consolas"/>
-                <w:color w:val="1B2430"/>
-                <w:sz w:val="16"/>
-                <w:szCs w:val="16"/>
-              </w:rPr>
-              <w:t xml:space="preserve">    "trackingUrl": "https://track.example.com/TRK123456",</w:t>
-            </w:r>
-          </w:p>
-          <w:p>
-            <w:r>
-              <w:rPr>
-                <w:rFonts w:ascii="Consolas" w:cs="Consolas" w:eastAsia="Consolas" w:hAnsi="Consolas"/>
-                <w:color w:val="1B2430"/>
-                <w:sz w:val="16"/>
-                <w:szCs w:val="16"/>
-              </w:rPr>
-              <w:t xml:space="preserve">    "carrier": "BlueDart"</w:t>
-            </w:r>
-          </w:p>
-          <w:p>
-            <w:r>
-              <w:rPr>
-                <w:rFonts w:ascii="Consolas" w:cs="Consolas" w:eastAsia="Consolas" w:hAnsi="Consolas"/>
-                <w:color w:val="1B2430"/>
-                <w:sz w:val="16"/>
-                <w:szCs w:val="16"/>
-              </w:rPr>
-              <w:t xml:space="preserve">  }'</w:t>
-            </w:r>
-          </w:p>
-        </w:tc>
-      </w:tr>
-    </w:tbl>
-    <w:p>
-      <w:pPr>
-        <w:keepNext/>
-        <w:spacing w:after="60" w:before="140"/>
-      </w:pPr>
-      <w:r>
-        <w:rPr>
-          <w:rFonts w:ascii="Arial" w:cs="Arial" w:eastAsia="Arial" w:hAnsi="Arial"/>
-          <w:b/>
-          <w:bCs/>
-          <w:color w:val="1F3A5F"/>
-          <w:sz w:val="19"/>
-          <w:szCs w:val="19"/>
-        </w:rPr>
-        <w:t xml:space="preserve">Success response (200 OK)</w:t>
-      </w:r>
-    </w:p>
-    <w:tbl>
-      <w:tblPr>
-        <w:tblW w:type="dxa" w:w="9638"/>
-        <w:tblBorders>
-          <w:top w:val="single" w:color="auto" w:sz="4"/>
-          <w:left w:val="single" w:color="auto" w:sz="4"/>
-          <w:bottom w:val="single" w:color="auto" w:sz="4"/>
-          <w:right w:val="single" w:color="auto" w:sz="4"/>
-          <w:insideH w:val="single" w:color="auto" w:sz="4"/>
-          <w:insideV w:val="single" w:color="auto" w:sz="4"/>
-        </w:tblBorders>
-      </w:tblPr>
-      <w:tblGrid>
-        <w:gridCol w:w="9638"/>
-      </w:tblGrid>
-      <w:tr>
-        <w:tc>
-          <w:tcPr>
-            <w:tcW w:type="dxa" w:w="9638"/>
-            <w:tcBorders>
-              <w:top w:val="single" w:color="D5DAE1" w:sz="4"/>
-              <w:left w:val="single" w:color="1E8E3E" w:sz="24"/>
-              <w:bottom w:val="single" w:color="D5DAE1" w:sz="4"/>
-              <w:right w:val="single" w:color="D5DAE1" w:sz="4"/>
-            </w:tcBorders>
-            <w:shd w:fill="F4F6F9" w:color="auto" w:val="clear"/>
-            <w:tcMar>
-              <w:top w:type="dxa" w:w="100"/>
-              <w:left w:type="dxa" w:w="140"/>
-              <w:bottom w:type="dxa" w:w="100"/>
-              <w:right w:type="dxa" w:w="140"/>
-            </w:tcMar>
-          </w:tcPr>
-          <w:p>
-            <w:r>
-              <w:rPr>
-                <w:rFonts w:ascii="Consolas" w:cs="Consolas" w:eastAsia="Consolas" w:hAnsi="Consolas"/>
-                <w:color w:val="1B2430"/>
-                <w:sz w:val="16"/>
-                <w:szCs w:val="16"/>
-              </w:rPr>
-              <w:t xml:space="preserve">{</w:t>
-            </w:r>
-          </w:p>
-          <w:p>
-            <w:r>
-              <w:rPr>
-                <w:rFonts w:ascii="Consolas" w:cs="Consolas" w:eastAsia="Consolas" w:hAnsi="Consolas"/>
-                <w:color w:val="1B2430"/>
-                <w:sz w:val="16"/>
-                <w:szCs w:val="16"/>
-              </w:rPr>
-              <w:t xml:space="preserve">  "success": true,</w:t>
-            </w:r>
-          </w:p>
-          <w:p>
-            <w:r>
-              <w:rPr>
-                <w:rFonts w:ascii="Consolas" w:cs="Consolas" w:eastAsia="Consolas" w:hAnsi="Consolas"/>
-                <w:color w:val="1B2430"/>
-                <w:sz w:val="16"/>
-                <w:szCs w:val="16"/>
-              </w:rPr>
-              <w:t xml:space="preserve">  "message": "Order updated successfully",</w:t>
-            </w:r>
-          </w:p>
-          <w:p>
-            <w:r>
-              <w:rPr>
-                <w:rFonts w:ascii="Consolas" w:cs="Consolas" w:eastAsia="Consolas" w:hAnsi="Consolas"/>
-                <w:color w:val="1B2430"/>
-                <w:sz w:val="16"/>
-                <w:szCs w:val="16"/>
-              </w:rPr>
-              <w:t xml:space="preserve">  "data": { "id": 42, "employeePhone": "9123456780", "trackingNumber": "TRK123456", "trackingUrl": "https://track.example.com/TRK123456", "carrier": "BlueDart", "status": "open" }</w:t>
-            </w:r>
-          </w:p>
-          <w:p>
-            <w:r>
-              <w:rPr>
-                <w:rFonts w:ascii="Consolas" w:cs="Consolas" w:eastAsia="Consolas" w:hAnsi="Consolas"/>
-                <w:color w:val="1B2430"/>
-                <w:sz w:val="16"/>
-                <w:szCs w:val="16"/>
-              </w:rPr>
-              <w:t xml:space="preserve">}</w:t>
-            </w:r>
-          </w:p>
-        </w:tc>
-      </w:tr>
-    </w:tbl>
-    <w:p>
-      <w:pPr>
-        <w:keepNext/>
-        <w:spacing w:after="60" w:before="140"/>
-      </w:pPr>
-      <w:r>
-        <w:rPr>
-          <w:rFonts w:ascii="Arial" w:cs="Arial" w:eastAsia="Arial" w:hAnsi="Arial"/>
-          <w:b/>
-          <w:bCs/>
-          <w:color w:val="1F3A5F"/>
-          <w:sz w:val="19"/>
-          <w:szCs w:val="19"/>
-        </w:rPr>
-        <w:t xml:space="preserve">Error responses</w:t>
-      </w:r>
-    </w:p>
-    <w:tbl>
-      <w:tblPr>
-        <w:tblW w:type="dxa" w:w="9638"/>
-        <w:tblBorders>
-          <w:top w:val="single" w:color="D5DAE1" w:sz="4"/>
-          <w:left w:val="single" w:color="D5DAE1" w:sz="4"/>
-          <w:bottom w:val="single" w:color="D5DAE1" w:sz="4"/>
-          <w:right w:val="single" w:color="D5DAE1" w:sz="4"/>
-          <w:insideH w:val="single" w:color="D5DAE1" w:sz="4"/>
-          <w:insideV w:val="single" w:color="D5DAE1" w:sz="4"/>
-        </w:tblBorders>
-      </w:tblPr>
-      <w:tblGrid>
-        <w:gridCol w:w="800"/>
-        <w:gridCol w:w="3000"/>
-        <w:gridCol w:w="5838"/>
-      </w:tblGrid>
-      <w:tr>
-        <w:trPr>
-          <w:tblHeader/>
-        </w:trPr>
-        <w:tc>
-          <w:tcPr>
-            <w:tcW w:type="dxa" w:w="800"/>
-            <w:shd w:fill="1F3A5F" w:color="auto" w:val="clear"/>
-            <w:tcMar>
-              <w:top w:type="dxa" w:w="60"/>
-              <w:left w:type="dxa" w:w="100"/>
-              <w:bottom w:type="dxa" w:w="60"/>
-              <w:right w:type="dxa" w:w="100"/>
-            </w:tcMar>
-          </w:tcPr>
-          <w:p>
-            <w:r>
-              <w:rPr>
-                <w:rFonts w:ascii="Arial" w:cs="Arial" w:eastAsia="Arial" w:hAnsi="Arial"/>
-                <w:b/>
-                <w:bCs/>
-                <w:color w:val="FFFFFF"/>
-                <w:sz w:val="18"/>
-                <w:szCs w:val="18"/>
-              </w:rPr>
-              <w:t xml:space="preserve">Status</w:t>
-            </w:r>
-          </w:p>
-        </w:tc>
-        <w:tc>
-          <w:tcPr>
-            <w:tcW w:type="dxa" w:w="3000"/>
-            <w:shd w:fill="1F3A5F" w:color="auto" w:val="clear"/>
-            <w:tcMar>
-              <w:top w:type="dxa" w:w="60"/>
-              <w:left w:type="dxa" w:w="100"/>
-              <w:bottom w:type="dxa" w:w="60"/>
-              <w:right w:type="dxa" w:w="100"/>
-            </w:tcMar>
-          </w:tcPr>
-          <w:p>
-            <w:r>
-              <w:rPr>
-                <w:rFonts w:ascii="Arial" w:cs="Arial" w:eastAsia="Arial" w:hAnsi="Arial"/>
-                <w:b/>
-                <w:bCs/>
-                <w:color w:val="FFFFFF"/>
-                <w:sz w:val="18"/>
-                <w:szCs w:val="18"/>
-              </w:rPr>
-              <w:t xml:space="preserve">When</w:t>
-            </w:r>
-          </w:p>
-        </w:tc>
-        <w:tc>
-          <w:tcPr>
-            <w:tcW w:type="dxa" w:w="5838"/>
-            <w:shd w:fill="1F3A5F" w:color="auto" w:val="clear"/>
-            <w:tcMar>
-              <w:top w:type="dxa" w:w="60"/>
-              <w:left w:type="dxa" w:w="100"/>
-              <w:bottom w:type="dxa" w:w="60"/>
-              <w:right w:type="dxa" w:w="100"/>
-            </w:tcMar>
-          </w:tcPr>
-          <w:p>
-            <w:r>
-              <w:rPr>
-                <w:rFonts w:ascii="Arial" w:cs="Arial" w:eastAsia="Arial" w:hAnsi="Arial"/>
-                <w:b/>
-                <w:bCs/>
-                <w:color w:val="FFFFFF"/>
-                <w:sz w:val="18"/>
-                <w:szCs w:val="18"/>
-              </w:rPr>
-              <w:t xml:space="preserve">Response</w:t>
-            </w:r>
-          </w:p>
-        </w:tc>
-      </w:tr>
-      <w:tr>
-        <w:trPr>
-          <w:cantSplit/>
-        </w:trPr>
-        <w:tc>
-          <w:tcPr>
-            <w:tcW w:type="dxa" w:w="800"/>
-            <w:tcMar>
-              <w:top w:type="dxa" w:w="60"/>
-              <w:left w:type="dxa" w:w="100"/>
-              <w:bottom w:type="dxa" w:w="60"/>
-              <w:right w:type="dxa" w:w="100"/>
-            </w:tcMar>
-          </w:tcPr>
-          <w:p>
-            <w:r>
-              <w:rPr>
-                <w:rFonts w:ascii="Arial" w:cs="Arial" w:eastAsia="Arial" w:hAnsi="Arial"/>
-                <w:sz w:val="18"/>
-                <w:szCs w:val="18"/>
-              </w:rPr>
-              <w:t xml:space="preserve">401</w:t>
-            </w:r>
-          </w:p>
-        </w:tc>
-        <w:tc>
-          <w:tcPr>
-            <w:tcW w:type="dxa" w:w="3000"/>
-            <w:tcMar>
-              <w:top w:type="dxa" w:w="60"/>
-              <w:left w:type="dxa" w:w="100"/>
-              <w:bottom w:type="dxa" w:w="60"/>
-              <w:right w:type="dxa" w:w="100"/>
-            </w:tcMar>
-          </w:tcPr>
-          <w:p>
-            <w:r>
-              <w:rPr>
-                <w:rFonts w:ascii="Consolas" w:cs="Consolas" w:eastAsia="Consolas" w:hAnsi="Consolas"/>
-                <w:color w:val="8A3B00"/>
-                <w:sz w:val="18"/>
-                <w:szCs w:val="18"/>
-              </w:rPr>
-              <w:t xml:space="preserve">x-api-key</w:t>
-            </w:r>
-            <w:r>
-              <w:rPr>
-                <w:rFonts w:ascii="Arial" w:cs="Arial" w:eastAsia="Arial" w:hAnsi="Arial"/>
-                <w:sz w:val="18"/>
-                <w:szCs w:val="18"/>
-              </w:rPr>
-              <w:t xml:space="preserve"> missing or wrong</w:t>
-            </w:r>
-          </w:p>
-        </w:tc>
-        <w:tc>
-          <w:tcPr>
-            <w:tcW w:type="dxa" w:w="5838"/>
-            <w:tcMar>
-              <w:top w:type="dxa" w:w="60"/>
-              <w:left w:type="dxa" w:w="100"/>
-              <w:bottom w:type="dxa" w:w="60"/>
-              <w:right w:type="dxa" w:w="100"/>
-            </w:tcMar>
-          </w:tcPr>
-          <w:p>
-            <w:r>
-              <w:rPr>
-                <w:rFonts w:ascii="Consolas" w:cs="Consolas" w:eastAsia="Consolas" w:hAnsi="Consolas"/>
-                <w:color w:val="8A3B00"/>
-                <w:sz w:val="18"/>
-                <w:szCs w:val="18"/>
-              </w:rPr>
-              <w:t xml:space="preserve">{"success":false,"message":"Invalid API key"}</w:t>
-            </w:r>
-          </w:p>
-        </w:tc>
-      </w:tr>
-      <w:tr>
-        <w:trPr>
-          <w:cantSplit/>
-        </w:trPr>
-        <w:tc>
-          <w:tcPr>
-            <w:tcW w:type="dxa" w:w="800"/>
-            <w:shd w:fill="F3F5F8" w:color="auto" w:val="clear"/>
-            <w:tcMar>
-              <w:top w:type="dxa" w:w="60"/>
-              <w:left w:type="dxa" w:w="100"/>
-              <w:bottom w:type="dxa" w:w="60"/>
-              <w:right w:type="dxa" w:w="100"/>
-            </w:tcMar>
-          </w:tcPr>
-          <w:p>
-            <w:r>
-              <w:rPr>
-                <w:rFonts w:ascii="Arial" w:cs="Arial" w:eastAsia="Arial" w:hAnsi="Arial"/>
-                <w:sz w:val="18"/>
-                <w:szCs w:val="18"/>
-              </w:rPr>
-              <w:t xml:space="preserve">400</w:t>
-            </w:r>
-          </w:p>
-        </w:tc>
-        <w:tc>
-          <w:tcPr>
-            <w:tcW w:type="dxa" w:w="3000"/>
-            <w:shd w:fill="F3F5F8" w:color="auto" w:val="clear"/>
-            <w:tcMar>
-              <w:top w:type="dxa" w:w="60"/>
-              <w:left w:type="dxa" w:w="100"/>
-              <w:bottom w:type="dxa" w:w="60"/>
-              <w:right w:type="dxa" w:w="100"/>
-            </w:tcMar>
-          </w:tcPr>
-          <w:p>
-            <w:r>
-              <w:rPr>
-                <w:rFonts w:ascii="Arial" w:cs="Arial" w:eastAsia="Arial" w:hAnsi="Arial"/>
-                <w:sz w:val="18"/>
-                <w:szCs w:val="18"/>
-              </w:rPr>
-              <w:t xml:space="preserve">Unknown field / bad value</w:t>
-            </w:r>
-          </w:p>
-        </w:tc>
-        <w:tc>
-          <w:tcPr>
-            <w:tcW w:type="dxa" w:w="5838"/>
-            <w:shd w:fill="F3F5F8" w:color="auto" w:val="clear"/>
-            <w:tcMar>
-              <w:top w:type="dxa" w:w="60"/>
-              <w:left w:type="dxa" w:w="100"/>
-              <w:bottom w:type="dxa" w:w="60"/>
-              <w:right w:type="dxa" w:w="100"/>
-            </w:tcMar>
-          </w:tcPr>
-          <w:p>
-            <w:r>
-              <w:rPr>
-                <w:rFonts w:ascii="Consolas" w:cs="Consolas" w:eastAsia="Consolas" w:hAnsi="Consolas"/>
-                <w:color w:val="8A3B00"/>
-                <w:sz w:val="18"/>
-                <w:szCs w:val="18"/>
-              </w:rPr>
-              <w:t xml:space="preserve">{"success":false,"message":"Unknown or non-updatable field(s): status"}</w:t>
-            </w:r>
-          </w:p>
-        </w:tc>
-      </w:tr>
-      <w:tr>
-        <w:trPr>
-          <w:cantSplit/>
-        </w:trPr>
-        <w:tc>
-          <w:tcPr>
-            <w:tcW w:type="dxa" w:w="800"/>
-            <w:tcMar>
-              <w:top w:type="dxa" w:w="60"/>
-              <w:left w:type="dxa" w:w="100"/>
-              <w:bottom w:type="dxa" w:w="60"/>
-              <w:right w:type="dxa" w:w="100"/>
-            </w:tcMar>
-          </w:tcPr>
-          <w:p>
-            <w:r>
-              <w:rPr>
-                <w:rFonts w:ascii="Arial" w:cs="Arial" w:eastAsia="Arial" w:hAnsi="Arial"/>
-                <w:sz w:val="18"/>
-                <w:szCs w:val="18"/>
-              </w:rPr>
-              <w:t xml:space="preserve">404</w:t>
-            </w:r>
-          </w:p>
-        </w:tc>
-        <w:tc>
-          <w:tcPr>
-            <w:tcW w:type="dxa" w:w="3000"/>
-            <w:tcMar>
-              <w:top w:type="dxa" w:w="60"/>
-              <w:left w:type="dxa" w:w="100"/>
-              <w:bottom w:type="dxa" w:w="60"/>
-              <w:right w:type="dxa" w:w="100"/>
-            </w:tcMar>
-          </w:tcPr>
-          <w:p>
-            <w:r>
-              <w:rPr>
-                <w:rFonts w:ascii="Arial" w:cs="Arial" w:eastAsia="Arial" w:hAnsi="Arial"/>
-                <w:sz w:val="18"/>
-                <w:szCs w:val="18"/>
-              </w:rPr>
-              <w:t xml:space="preserve">Order ID not found</w:t>
-            </w:r>
-          </w:p>
-        </w:tc>
-        <w:tc>
-          <w:tcPr>
-            <w:tcW w:type="dxa" w:w="5838"/>
-            <w:tcMar>
-              <w:top w:type="dxa" w:w="60"/>
-              <w:left w:type="dxa" w:w="100"/>
-              <w:bottom w:type="dxa" w:w="60"/>
-              <w:right w:type="dxa" w:w="100"/>
-            </w:tcMar>
-          </w:tcPr>
-          <w:p>
-            <w:r>
-              <w:rPr>
-                <w:rFonts w:ascii="Consolas" w:cs="Consolas" w:eastAsia="Consolas" w:hAnsi="Consolas"/>
-                <w:color w:val="8A3B00"/>
-                <w:sz w:val="18"/>
-                <w:szCs w:val="18"/>
-              </w:rPr>
-              <w:t xml:space="preserve">{"success":false,"message":"Order not found"}</w:t>
-            </w:r>
-          </w:p>
-        </w:tc>
-      </w:tr>
-      <w:tr>
-        <w:trPr>
-          <w:cantSplit/>
-        </w:trPr>
-        <w:tc>
-          <w:tcPr>
-            <w:tcW w:type="dxa" w:w="800"/>
-            <w:shd w:fill="F3F5F8" w:color="auto" w:val="clear"/>
-            <w:tcMar>
-              <w:top w:type="dxa" w:w="60"/>
-              <w:left w:type="dxa" w:w="100"/>
-              <w:bottom w:type="dxa" w:w="60"/>
-              <w:right w:type="dxa" w:w="100"/>
-            </w:tcMar>
-          </w:tcPr>
-          <w:p>
-            <w:r>
-              <w:rPr>
-                <w:rFonts w:ascii="Arial" w:cs="Arial" w:eastAsia="Arial" w:hAnsi="Arial"/>
-                <w:sz w:val="18"/>
-                <w:szCs w:val="18"/>
-              </w:rPr>
-              <w:t xml:space="preserve">409</w:t>
-            </w:r>
-          </w:p>
-        </w:tc>
-        <w:tc>
-          <w:tcPr>
-            <w:tcW w:type="dxa" w:w="3000"/>
-            <w:shd w:fill="F3F5F8" w:color="auto" w:val="clear"/>
-            <w:tcMar>
-              <w:top w:type="dxa" w:w="60"/>
-              <w:left w:type="dxa" w:w="100"/>
-              <w:bottom w:type="dxa" w:w="60"/>
-              <w:right w:type="dxa" w:w="100"/>
-            </w:tcMar>
-          </w:tcPr>
-          <w:p>
-            <w:r>
-              <w:rPr>
-                <w:rFonts w:ascii="Arial" w:cs="Arial" w:eastAsia="Arial" w:hAnsi="Arial"/>
-                <w:sz w:val="18"/>
-                <w:szCs w:val="18"/>
-              </w:rPr>
-              <w:t xml:space="preserve">Order cancelled/refunded</w:t>
-            </w:r>
-          </w:p>
-        </w:tc>
-        <w:tc>
-          <w:tcPr>
-            <w:tcW w:type="dxa" w:w="5838"/>
-            <w:shd w:fill="F3F5F8" w:color="auto" w:val="clear"/>
-            <w:tcMar>
-              <w:top w:type="dxa" w:w="60"/>
-              <w:left w:type="dxa" w:w="100"/>
-              <w:bottom w:type="dxa" w:w="60"/>
-              <w:right w:type="dxa" w:w="100"/>
-            </w:tcMar>
-          </w:tcPr>
-          <w:p>
-            <w:r>
-              <w:rPr>
-                <w:rFonts w:ascii="Consolas" w:cs="Consolas" w:eastAsia="Consolas" w:hAnsi="Consolas"/>
-                <w:color w:val="8A3B00"/>
-                <w:sz w:val="18"/>
-                <w:szCs w:val="18"/>
-              </w:rPr>
-              <w:t xml:space="preserve">{"success":false,"message":"Order cannot be updated - current status is CANCELLED"}</w:t>
-            </w:r>
-          </w:p>
-        </w:tc>
-      </w:tr>
-    </w:tbl>
     <w:p>
       <w:pPr>
         <w:spacing w:after="160"/>
